--- a/paper/envio/Cover_Letter_INGENIUS_P7.docx
+++ b/paper/envio/Cover_Letter_INGENIUS_P7.docx
@@ -299,7 +299,7 @@
                 <w:sz w:val="20"/>
                 <w:szCs w:val="20"/>
               </w:rPr>
-              <w:t>Las comparaciones entre representaciones de señal para el diagnóstico de fallas en rodamientos suelen reportarse bajo una sola condición de operación, donde la exactitud satura y aporta poca información. Este trabajo mide el comportamiento de cuatro representaciones cuando la carga de prueba difiere de la de entrenamiento. Se combinaron estadísticos temporales, magnitud FFT, energías de banda wavelet db4 y espectrograma STFT con tres clasificadores de vector sobre los dieciséis pares (carga de entrenamiento, carga de prueba) del conjunto CWRU a 12 kHz, con cinco pliegues por celda y semilla fija. La división se hizo por registro de origen y por bloques contiguos purgados, evitando fuga por solape. Dentro de una misma carga, donde la partición comparte registros, las cuatro superaron 0,95 de F1-macro, de modo que la comparación habitual no discrimina. Entre cargas la caída media osciló entre 0,074 para el espectrograma y 0,153 para los estadísticos, con intervalos de confianza solapados. La prueba de Friedman ómnibus sobre los doce pares fuera de la diagonal no rechazó, mientras que las tres pruebas por clasificador rechazaron y discreparon en el orden. Un ANOVA exploratorio sitúa la interacción representación-clasificador por encima de todo efecto principal. Una ablación de normalización de amplitud no mejoró la transferencia y la degradó con Random Forest. La elección de representación interactúa con el clasificador.</w:t>
+              <w:t>Las comparaciones entre representaciones de señal para el diagnóstico de fallas en rodamientos suelen reportarse bajo una sola condición de operación, donde la exactitud satura y aporta poca información. Este trabajo mide el comportamiento de cuatro representaciones cuando la carga de prueba difiere de la de entrenamiento. Se combinaron estadísticos temporales, magnitud FFT, energías de banda wavelet db4 y espectrograma STFT con tres clasificadores de vector sobre los dieciséis pares (carga de entrenamiento, carga de prueba) del conjunto CWRU a 12 kHz, con cinco pliegues por celda y semilla fija. La división se hizo por registro de origen y por bloques contiguos purgados, evitando fuga por solape. Dentro de una misma carga, donde la partición comparte registros, las cuatro superaron 0,95 de F1-macro, de modo que la comparación habitual no discrimina. Entre cargas la caída media osciló entre 0,074 para el espectrograma y 0,153 para los estadísticos, con intervalos de confianza solapados. La prueba de Friedman ómnibus sobre los doce pares fuera de la diagonal no rechazó, mientras que las tres pruebas por clasificador rechazaron y discreparon en el orden. Un ANOVA exploratorio sitúa la interacción representación-clasificador por encima de todo efecto principal. Una ablación de normalización de amplitud no mejoró la transferencia y la degradó con Random Forest. La elección de representación interactúa con el clasificador en lugar de definir un orden general.</w:t>
             </w:r>
           </w:p>
         </w:tc>
